--- a/typeScriptPlaywright/docs/3. HandlingElements.docx
+++ b/typeScriptPlaywright/docs/3. HandlingElements.docx
@@ -357,7 +357,6 @@
       </w:r>
     </w:p>
     <w:p>
-      <w:bookmarkStart w:id="0" w:name="_GoBack"/>
       <w:r>
         <w:rPr>
           <w:noProof/>
@@ -412,9 +411,85 @@
           </wp:inline>
         </w:drawing>
       </w:r>
+    </w:p>
+    <w:p/>
+    <w:p/>
+    <w:p/>
+    <w:p/>
+    <w:p/>
+    <w:p/>
+    <w:p>
+      <w:r>
+        <w:rPr>
+          <w:sz w:val="40"/>
+          <w:szCs w:val="40"/>
+          <w:highlight w:val="yellow"/>
+        </w:rPr>
+        <w:lastRenderedPageBreak/>
+        <w:t>Handling Checkboxes</w:t>
+      </w:r>
+      <w:r>
+        <w:t>:</w:t>
+      </w:r>
+    </w:p>
+    <w:p>
+      <w:bookmarkStart w:id="0" w:name="_GoBack"/>
+      <w:r>
+        <w:rPr>
+          <w:noProof/>
+        </w:rPr>
+        <w:drawing>
+          <wp:inline distT="0" distB="0" distL="0" distR="0" wp14:anchorId="73F583D9" wp14:editId="43FBF79B">
+            <wp:extent cx="5943600" cy="2001520"/>
+            <wp:effectExtent l="76200" t="76200" r="133350" b="132080"/>
+            <wp:docPr id="4" name="Picture 4"/>
+            <wp:cNvGraphicFramePr>
+              <a:graphicFrameLocks xmlns:a="http://schemas.openxmlformats.org/drawingml/2006/main" noChangeAspect="1"/>
+            </wp:cNvGraphicFramePr>
+            <a:graphic xmlns:a="http://schemas.openxmlformats.org/drawingml/2006/main">
+              <a:graphicData uri="http://schemas.openxmlformats.org/drawingml/2006/picture">
+                <pic:pic xmlns:pic="http://schemas.openxmlformats.org/drawingml/2006/picture">
+                  <pic:nvPicPr>
+                    <pic:cNvPr id="0" name=""/>
+                    <pic:cNvPicPr/>
+                  </pic:nvPicPr>
+                  <pic:blipFill>
+                    <a:blip r:embed="rId10"/>
+                    <a:stretch>
+                      <a:fillRect/>
+                    </a:stretch>
+                  </pic:blipFill>
+                  <pic:spPr>
+                    <a:xfrm>
+                      <a:off x="0" y="0"/>
+                      <a:ext cx="5943600" cy="2001520"/>
+                    </a:xfrm>
+                    <a:prstGeom prst="rect">
+                      <a:avLst/>
+                    </a:prstGeom>
+                    <a:ln w="38100" cap="sq">
+                      <a:solidFill>
+                        <a:srgbClr val="000000"/>
+                      </a:solidFill>
+                      <a:prstDash val="solid"/>
+                      <a:miter lim="800000"/>
+                    </a:ln>
+                    <a:effectLst>
+                      <a:outerShdw blurRad="50800" dist="38100" dir="2700000" algn="tl" rotWithShape="0">
+                        <a:srgbClr val="000000">
+                          <a:alpha val="43000"/>
+                        </a:srgbClr>
+                      </a:outerShdw>
+                    </a:effectLst>
+                  </pic:spPr>
+                </pic:pic>
+              </a:graphicData>
+            </a:graphic>
+          </wp:inline>
+        </w:drawing>
+      </w:r>
       <w:bookmarkEnd w:id="0"/>
     </w:p>
-    <w:p/>
     <w:sectPr>
       <w:pgSz w:w="12240" w:h="15840"/>
       <w:pgMar w:top="1440" w:right="1440" w:bottom="1440" w:left="1440" w:header="720" w:footer="720" w:gutter="0"/>

--- a/typeScriptPlaywright/docs/3. HandlingElements.docx
+++ b/typeScriptPlaywright/docs/3. HandlingElements.docx
@@ -1,6 +1,6 @@
 
 <file path=word/document.xml><?xml version="1.0" encoding="utf-8"?>
-<w:document xmlns:wpc="http://schemas.microsoft.com/office/word/2010/wordprocessingCanvas" xmlns:mc="http://schemas.openxmlformats.org/markup-compatibility/2006" xmlns:o="urn:schemas-microsoft-com:office:office" xmlns:r="http://schemas.openxmlformats.org/officeDocument/2006/relationships" xmlns:m="http://schemas.openxmlformats.org/officeDocument/2006/math" xmlns:v="urn:schemas-microsoft-com:vml" xmlns:wp14="http://schemas.microsoft.com/office/word/2010/wordprocessingDrawing" xmlns:wp="http://schemas.openxmlformats.org/drawingml/2006/wordprocessingDrawing" xmlns:w10="urn:schemas-microsoft-com:office:word" xmlns:w="http://schemas.openxmlformats.org/wordprocessingml/2006/main" xmlns:w14="http://schemas.microsoft.com/office/word/2010/wordml" xmlns:wpg="http://schemas.microsoft.com/office/word/2010/wordprocessingGroup" xmlns:wpi="http://schemas.microsoft.com/office/word/2010/wordprocessingInk" xmlns:wne="http://schemas.microsoft.com/office/word/2006/wordml" xmlns:wps="http://schemas.microsoft.com/office/word/2010/wordprocessingShape" mc:Ignorable="w14 wp14">
+<w:document xmlns:ve="http://schemas.openxmlformats.org/markup-compatibility/2006" xmlns:o="urn:schemas-microsoft-com:office:office" xmlns:r="http://schemas.openxmlformats.org/officeDocument/2006/relationships" xmlns:m="http://schemas.openxmlformats.org/officeDocument/2006/math" xmlns:v="urn:schemas-microsoft-com:vml" xmlns:wp="http://schemas.openxmlformats.org/drawingml/2006/wordprocessingDrawing" xmlns:w10="urn:schemas-microsoft-com:office:word" xmlns:w="http://schemas.openxmlformats.org/wordprocessingml/2006/main" xmlns:wne="http://schemas.microsoft.com/office/word/2006/wordml">
   <w:body>
     <w:p>
       <w:r>
@@ -42,7 +42,7 @@
           <w:noProof/>
         </w:rPr>
         <w:drawing>
-          <wp:inline distT="0" distB="0" distL="0" distR="0" wp14:anchorId="0346CCED" wp14:editId="09D7A41B">
+          <wp:inline distT="0" distB="0" distL="0" distR="0">
             <wp:extent cx="5943600" cy="3312795"/>
             <wp:effectExtent l="76200" t="76200" r="133350" b="135255"/>
             <wp:docPr id="1" name="Picture 1"/>
@@ -57,7 +57,7 @@
                     <pic:cNvPicPr/>
                   </pic:nvPicPr>
                   <pic:blipFill>
-                    <a:blip r:embed="rId6"/>
+                    <a:blip r:embed="rId5"/>
                     <a:stretch>
                       <a:fillRect/>
                     </a:stretch>
@@ -166,7 +166,7 @@
         </w:rPr>
         <w:lastRenderedPageBreak/>
         <w:drawing>
-          <wp:inline distT="0" distB="0" distL="0" distR="0" wp14:anchorId="649E882E" wp14:editId="30DB4BF1">
+          <wp:inline distT="0" distB="0" distL="0" distR="0">
             <wp:extent cx="4743450" cy="5010150"/>
             <wp:effectExtent l="76200" t="76200" r="133350" b="133350"/>
             <wp:docPr id="2" name="Picture 2"/>
@@ -181,7 +181,7 @@
                     <pic:cNvPicPr/>
                   </pic:nvPicPr>
                   <pic:blipFill>
-                    <a:blip r:embed="rId7"/>
+                    <a:blip r:embed="rId6"/>
                     <a:stretch>
                       <a:fillRect/>
                     </a:stretch>
@@ -222,7 +222,7 @@
           <w:noProof/>
         </w:rPr>
         <w:drawing>
-          <wp:inline distT="0" distB="0" distL="0" distR="0" wp14:anchorId="74520DD5" wp14:editId="3C4848BF">
+          <wp:inline distT="0" distB="0" distL="0" distR="0">
             <wp:extent cx="5800725" cy="2190750"/>
             <wp:effectExtent l="76200" t="76200" r="142875" b="133350"/>
             <wp:docPr id="3" name="Picture 3"/>
@@ -237,7 +237,7 @@
                     <pic:cNvPicPr/>
                   </pic:nvPicPr>
                   <pic:blipFill>
-                    <a:blip r:embed="rId8"/>
+                    <a:blip r:embed="rId7"/>
                     <a:stretch>
                       <a:fillRect/>
                     </a:stretch>
@@ -303,40 +303,32 @@
           <w:szCs w:val="40"/>
           <w:highlight w:val="yellow"/>
         </w:rPr>
-        <w:t xml:space="preserve"> </w:t>
+        <w:t>links</w:t>
       </w:r>
       <w:r>
         <w:rPr>
           <w:sz w:val="40"/>
           <w:szCs w:val="40"/>
+        </w:rPr>
+        <w:t>:</w:t>
+      </w:r>
+    </w:p>
+    <w:p>
+      <w:r>
+        <w:t xml:space="preserve">All the </w:t>
+      </w:r>
+      <w:r>
+        <w:t>links are in the anchor (a) tag.</w:t>
+      </w:r>
+    </w:p>
+    <w:p>
+      <w:r>
+        <w:t xml:space="preserve">Using </w:t>
+      </w:r>
+      <w:r>
+        <w:rPr>
           <w:highlight w:val="yellow"/>
         </w:rPr>
-        <w:t>links</w:t>
-      </w:r>
-      <w:r>
-        <w:rPr>
-          <w:sz w:val="40"/>
-          <w:szCs w:val="40"/>
-        </w:rPr>
-        <w:t>:</w:t>
-      </w:r>
-    </w:p>
-    <w:p>
-      <w:r>
-        <w:t xml:space="preserve">All the </w:t>
-      </w:r>
-      <w:r>
-        <w:t>links are in the anchor (a) tag.</w:t>
-      </w:r>
-    </w:p>
-    <w:p>
-      <w:r>
-        <w:t xml:space="preserve">Using </w:t>
-      </w:r>
-      <w:r>
-        <w:rPr>
-          <w:highlight w:val="yellow"/>
-        </w:rPr>
         <w:t>nth</w:t>
       </w:r>
       <w:r>
@@ -362,7 +354,7 @@
           <w:noProof/>
         </w:rPr>
         <w:drawing>
-          <wp:inline distT="0" distB="0" distL="0" distR="0" wp14:anchorId="524372E8" wp14:editId="32A7F0D6">
+          <wp:inline distT="0" distB="0" distL="0" distR="0">
             <wp:extent cx="5943600" cy="4355465"/>
             <wp:effectExtent l="76200" t="76200" r="133350" b="140335"/>
             <wp:docPr id="7" name="Picture 7"/>
@@ -377,7 +369,7 @@
                     <pic:cNvPicPr/>
                   </pic:nvPicPr>
                   <pic:blipFill>
-                    <a:blip r:embed="rId9"/>
+                    <a:blip r:embed="rId8"/>
                     <a:stretch>
                       <a:fillRect/>
                     </a:stretch>
@@ -433,13 +425,18 @@
       </w:r>
     </w:p>
     <w:p>
+      <w:r>
+        <w:t>Count function is used to count number of web elements.</w:t>
+      </w:r>
+    </w:p>
+    <w:p>
       <w:bookmarkStart w:id="0" w:name="_GoBack"/>
       <w:r>
         <w:rPr>
           <w:noProof/>
         </w:rPr>
         <w:drawing>
-          <wp:inline distT="0" distB="0" distL="0" distR="0" wp14:anchorId="73F583D9" wp14:editId="43FBF79B">
+          <wp:inline distT="0" distB="0" distL="0" distR="0">
             <wp:extent cx="5943600" cy="2001520"/>
             <wp:effectExtent l="76200" t="76200" r="133350" b="132080"/>
             <wp:docPr id="4" name="Picture 4"/>
@@ -454,7 +451,7 @@
                     <pic:cNvPicPr/>
                   </pic:nvPicPr>
                   <pic:blipFill>
-                    <a:blip r:embed="rId10"/>
+                    <a:blip r:embed="rId9"/>
                     <a:stretch>
                       <a:fillRect/>
                     </a:stretch>
@@ -501,7 +498,7 @@
 </file>
 
 <file path=word/numbering.xml><?xml version="1.0" encoding="utf-8"?>
-<w:numbering xmlns:wpc="http://schemas.microsoft.com/office/word/2010/wordprocessingCanvas" xmlns:mc="http://schemas.openxmlformats.org/markup-compatibility/2006" xmlns:o="urn:schemas-microsoft-com:office:office" xmlns:r="http://schemas.openxmlformats.org/officeDocument/2006/relationships" xmlns:m="http://schemas.openxmlformats.org/officeDocument/2006/math" xmlns:v="urn:schemas-microsoft-com:vml" xmlns:wp14="http://schemas.microsoft.com/office/word/2010/wordprocessingDrawing" xmlns:wp="http://schemas.openxmlformats.org/drawingml/2006/wordprocessingDrawing" xmlns:w10="urn:schemas-microsoft-com:office:word" xmlns:w="http://schemas.openxmlformats.org/wordprocessingml/2006/main" xmlns:w14="http://schemas.microsoft.com/office/word/2010/wordml" xmlns:wpg="http://schemas.microsoft.com/office/word/2010/wordprocessingGroup" xmlns:wpi="http://schemas.microsoft.com/office/word/2010/wordprocessingInk" xmlns:wne="http://schemas.microsoft.com/office/word/2006/wordml" xmlns:wps="http://schemas.microsoft.com/office/word/2010/wordprocessingShape" mc:Ignorable="w14 wp14">
+<w:numbering xmlns:ve="http://schemas.openxmlformats.org/markup-compatibility/2006" xmlns:o="urn:schemas-microsoft-com:office:office" xmlns:r="http://schemas.openxmlformats.org/officeDocument/2006/relationships" xmlns:m="http://schemas.openxmlformats.org/officeDocument/2006/math" xmlns:v="urn:schemas-microsoft-com:vml" xmlns:wp="http://schemas.openxmlformats.org/drawingml/2006/wordprocessingDrawing" xmlns:w10="urn:schemas-microsoft-com:office:word" xmlns:w="http://schemas.openxmlformats.org/wordprocessingml/2006/main" xmlns:wne="http://schemas.microsoft.com/office/word/2006/wordml">
   <w:abstractNum w:abstractNumId="0">
     <w:nsid w:val="764A421F"/>
     <w:multiLevelType w:val="hybridMultilevel"/>
@@ -598,7 +595,7 @@
 </file>
 
 <file path=word/styles.xml><?xml version="1.0" encoding="utf-8"?>
-<w:styles xmlns:mc="http://schemas.openxmlformats.org/markup-compatibility/2006" xmlns:r="http://schemas.openxmlformats.org/officeDocument/2006/relationships" xmlns:w="http://schemas.openxmlformats.org/wordprocessingml/2006/main" xmlns:w14="http://schemas.microsoft.com/office/word/2010/wordml" mc:Ignorable="w14">
+<w:styles xmlns:r="http://schemas.openxmlformats.org/officeDocument/2006/relationships" xmlns:w="http://schemas.openxmlformats.org/wordprocessingml/2006/main">
   <w:docDefaults>
     <w:rPrDefault>
       <w:rPr>
@@ -756,6 +753,7 @@
   <w:style w:type="paragraph" w:default="1" w:styleId="Normal">
     <w:name w:val="Normal"/>
     <w:qFormat/>
+    <w:rsid w:val="005D7DFC"/>
   </w:style>
   <w:style w:type="character" w:default="1" w:styleId="DefaultParagraphFont">
     <w:name w:val="Default Paragraph Font"/>
@@ -768,6 +766,7 @@
     <w:uiPriority w:val="99"/>
     <w:semiHidden/>
     <w:unhideWhenUsed/>
+    <w:qFormat/>
     <w:tblPr>
       <w:tblInd w:w="0" w:type="dxa"/>
       <w:tblCellMar>
